--- a/guides/video/intro/SCRIPT.en.docx
+++ b/guides/video/intro/SCRIPT.en.docx
@@ -296,7 +296,7 @@
           <w:rFonts w:ascii="Arial" w:cs="Arial" w:eastAsia="Arial" w:hAnsi="Arial"/>
           <w:rtl w:val="false"/>
         </w:rPr>
-        <w:t xml:space="preserve">To send a questionnaire to a patient, | open the Link builder.</w:t>
+        <w:t xml:space="preserve">To send a questionnaire | to a patient, | open the Link builder.</w:t>
       </w:r>
     </w:p>
     <w:p>
@@ -321,7 +321,7 @@
           <w:rFonts w:ascii="Arial" w:cs="Arial" w:eastAsia="Arial" w:hAnsi="Arial"/>
           <w:rtl w:val="false"/>
         </w:rPr>
-        <w:t xml:space="preserve">Dozens of questionnaires are waiting: | for anxiety, depression, | trauma and more.</w:t>
+        <w:t xml:space="preserve">Dozens of questionnaires | are waiting: | for anxiety, depression, | trauma and more.</w:t>
       </w:r>
     </w:p>
     <w:p>
@@ -346,7 +346,7 @@
           <w:rFonts w:ascii="Arial" w:cs="Arial" w:eastAsia="Arial" w:hAnsi="Arial"/>
           <w:rtl w:val="false"/>
         </w:rPr>
-        <w:t xml:space="preserve">Search for "training", | pick your course battery, | and add more questionnaires | if you need them.</w:t>
+        <w:t xml:space="preserve">Search for "training", | pick your course battery, | and add more | questionnaires | if you need them.</w:t>
       </w:r>
     </w:p>
     <w:p>
@@ -442,7 +442,7 @@
           <w:rFonts w:ascii="Arial" w:cs="Arial" w:eastAsia="Arial" w:hAnsi="Arial"/>
           <w:rtl w:val="false"/>
         </w:rPr>
-        <w:t xml:space="preserve">Enter the patient ID | you were given, | and the moment you finish typing, | the link is ready.</w:t>
+        <w:t xml:space="preserve">Enter the patient ID | you were given, | and the moment | you finish typing, | the link is ready.</w:t>
       </w:r>
     </w:p>
     <w:p>
@@ -643,7 +643,7 @@
           <w:rFonts w:ascii="Arial" w:cs="Arial" w:eastAsia="Arial" w:hAnsi="Arial"/>
           <w:rtl w:val="false"/>
         </w:rPr>
-        <w:t xml:space="preserve">The patient taps Begin, | reads a few short instructions, | and starts answering.</w:t>
+        <w:t xml:space="preserve">The patient taps Begin, | reads a few | short instructions, | and starts answering.</w:t>
       </w:r>
     </w:p>
     <w:p>
@@ -730,7 +730,7 @@
           <w:rFonts w:ascii="Arial" w:cs="Arial" w:eastAsia="Arial" w:hAnsi="Arial"/>
           <w:rtl w:val="false"/>
         </w:rPr>
-        <w:t xml:space="preserve">At the end, | the scores appear, | with confirmation they were sent. | That's all for the patient.</w:t>
+        <w:t xml:space="preserve">At the end, | the scores appear, | with confirmation | they were sent. | That's all for the patient.</w:t>
       </w:r>
     </w:p>
     <w:p>
@@ -824,7 +824,7 @@
           <w:rFonts w:ascii="Arial" w:cs="Arial" w:eastAsia="Arial" w:hAnsi="Arial"/>
           <w:rtl w:val="false"/>
         </w:rPr>
-        <w:t xml:space="preserve">When the patient finishes, | you get an email | with their ID | and a link to the summary.</w:t>
+        <w:t xml:space="preserve">When the patient finishes, | you get an email | with their ID | and a link | to the summary.</w:t>
       </w:r>
     </w:p>
     <w:p>
@@ -956,7 +956,7 @@
           <w:rFonts w:ascii="Arial" w:cs="Arial" w:eastAsia="Arial" w:hAnsi="Arial"/>
           <w:rtl w:val="false"/>
         </w:rPr>
-        <w:t xml:space="preserve">For our patient, | right at the first session, | there's a ring around the point | on the PHQ-9,</w:t>
+        <w:t xml:space="preserve">For our patient, | right at the first session, | there's a ring | around the point | on the PHQ-9,</w:t>
       </w:r>
     </w:p>
     <w:p>
@@ -1006,7 +1006,7 @@
           <w:rFonts w:ascii="Arial" w:cs="Arial" w:eastAsia="Arial" w:hAnsi="Arial"/>
           <w:rtl w:val="false"/>
         </w:rPr>
-        <w:t xml:space="preserve">Tap the point | to open the questionnaire, | with the alert | and every answer from that session.</w:t>
+        <w:t xml:space="preserve">Tap the point | to open the questionnaire, | with the alert | and every answer | from that session.</w:t>
       </w:r>
     </w:p>
     <w:p>
@@ -1138,7 +1138,7 @@
           <w:rFonts w:ascii="Arial" w:cs="Arial" w:eastAsia="Arial" w:hAnsi="Arial"/>
           <w:rtl w:val="false"/>
         </w:rPr>
-        <w:t xml:space="preserve">You can also see the results | as a map of item changes, | or as a full table.</w:t>
+        <w:t xml:space="preserve">You can also | see the results | as a map of item changes, | or as a full table.</w:t>
       </w:r>
     </w:p>
     <w:p>
